--- a/1/docs/Управління IT проектами [Лб1].docx
+++ b/1/docs/Управління IT проектами [Лб1].docx
@@ -1,6 +1,6 @@
 
 <file path=word/document.xml><?xml version="1.0" encoding="utf-8"?>
-<w:document xmlns:wpc="http://schemas.microsoft.com/office/word/2010/wordprocessingCanvas" xmlns:cx="http://schemas.microsoft.com/office/drawing/2014/chartex" xmlns:cx1="http://schemas.microsoft.com/office/drawing/2015/9/8/chartex" xmlns:cx2="http://schemas.microsoft.com/office/drawing/2015/10/21/chartex" xmlns:cx3="http://schemas.microsoft.com/office/drawing/2016/5/9/chartex" xmlns:cx4="http://schemas.microsoft.com/office/drawing/2016/5/10/chartex" xmlns:cx5="http://schemas.microsoft.com/office/drawing/2016/5/11/chartex" xmlns:cx6="http://schemas.microsoft.com/office/drawing/2016/5/12/chartex" xmlns:cx7="http://schemas.microsoft.com/office/drawing/2016/5/13/chartex" xmlns:cx8="http://schemas.microsoft.com/office/drawing/2016/5/14/chartex" xmlns:mc="http://schemas.openxmlformats.org/markup-compatibility/2006" xmlns:aink="http://schemas.microsoft.com/office/drawing/2016/ink" xmlns:am3d="http://schemas.microsoft.com/office/drawing/2017/model3d" xmlns:o="urn:schemas-microsoft-com:office:office" xmlns:r="http://schemas.openxmlformats.org/officeDocument/2006/relationships" xmlns:m="http://schemas.openxmlformats.org/officeDocument/2006/math" xmlns:v="urn:schemas-microsoft-com:vml" xmlns:wp14="http://schemas.microsoft.com/office/word/2010/wordprocessingDrawing" xmlns:wp="http://schemas.openxmlformats.org/drawingml/2006/wordprocessingDrawing" xmlns:w10="urn:schemas-microsoft-com:office:word" xmlns:w="http://schemas.openxmlformats.org/wordprocessingml/2006/main" xmlns:w14="http://schemas.microsoft.com/office/word/2010/wordml" xmlns:w15="http://schemas.microsoft.com/office/word/2012/wordml" xmlns:w16cex="http://schemas.microsoft.com/office/word/2018/wordml/cex" xmlns:w16cid="http://schemas.microsoft.com/office/word/2016/wordml/cid" xmlns:w16="http://schemas.microsoft.com/office/word/2018/wordml" xmlns:w16sdtdh="http://schemas.microsoft.com/office/word/2020/wordml/sdtdatahash" xmlns:w16se="http://schemas.microsoft.com/office/word/2015/wordml/symex" xmlns:wpg="http://schemas.microsoft.com/office/word/2010/wordprocessingGroup" xmlns:wpi="http://schemas.microsoft.com/office/word/2010/wordprocessingInk" xmlns:wne="http://schemas.microsoft.com/office/word/2006/wordml" xmlns:wps="http://schemas.microsoft.com/office/word/2010/wordprocessingShape" mc:Ignorable="w14 w15 w16se w16cid w16 w16cex w16sdtdh wp14">
+<w:document xmlns:wpc="http://schemas.microsoft.com/office/word/2010/wordprocessingCanvas" xmlns:cx="http://schemas.microsoft.com/office/drawing/2014/chartex" xmlns:cx1="http://schemas.microsoft.com/office/drawing/2015/9/8/chartex" xmlns:cx2="http://schemas.microsoft.com/office/drawing/2015/10/21/chartex" xmlns:cx3="http://schemas.microsoft.com/office/drawing/2016/5/9/chartex" xmlns:cx4="http://schemas.microsoft.com/office/drawing/2016/5/10/chartex" xmlns:cx5="http://schemas.microsoft.com/office/drawing/2016/5/11/chartex" xmlns:cx6="http://schemas.microsoft.com/office/drawing/2016/5/12/chartex" xmlns:cx7="http://schemas.microsoft.com/office/drawing/2016/5/13/chartex" xmlns:cx8="http://schemas.microsoft.com/office/drawing/2016/5/14/chartex" xmlns:mc="http://schemas.openxmlformats.org/markup-compatibility/2006" xmlns:aink="http://schemas.microsoft.com/office/drawing/2016/ink" xmlns:am3d="http://schemas.microsoft.com/office/drawing/2017/model3d" xmlns:o="urn:schemas-microsoft-com:office:office" xmlns:oel="http://schemas.microsoft.com/office/2019/extlst" xmlns:r="http://schemas.openxmlformats.org/officeDocument/2006/relationships" xmlns:m="http://schemas.openxmlformats.org/officeDocument/2006/math" xmlns:v="urn:schemas-microsoft-com:vml" xmlns:wp14="http://schemas.microsoft.com/office/word/2010/wordprocessingDrawing" xmlns:wp="http://schemas.openxmlformats.org/drawingml/2006/wordprocessingDrawing" xmlns:w10="urn:schemas-microsoft-com:office:word" xmlns:w="http://schemas.openxmlformats.org/wordprocessingml/2006/main" xmlns:w14="http://schemas.microsoft.com/office/word/2010/wordml" xmlns:w15="http://schemas.microsoft.com/office/word/2012/wordml" xmlns:w16cex="http://schemas.microsoft.com/office/word/2018/wordml/cex" xmlns:w16cid="http://schemas.microsoft.com/office/word/2016/wordml/cid" xmlns:w16="http://schemas.microsoft.com/office/word/2018/wordml" xmlns:w16du="http://schemas.microsoft.com/office/word/2023/wordml/word16du" xmlns:w16sdtdh="http://schemas.microsoft.com/office/word/2020/wordml/sdtdatahash" xmlns:w16sdtfl="http://schemas.microsoft.com/office/word/2024/wordml/sdtformatlock" xmlns:w16se="http://schemas.microsoft.com/office/word/2015/wordml/symex" xmlns:wpg="http://schemas.microsoft.com/office/word/2010/wordprocessingGroup" xmlns:wpi="http://schemas.microsoft.com/office/word/2010/wordprocessingInk" xmlns:wne="http://schemas.microsoft.com/office/word/2006/wordml" xmlns:wps="http://schemas.microsoft.com/office/word/2010/wordprocessingShape" mc:Ignorable="w14 w15 w16se w16cid w16 w16cex w16sdtdh w16sdtfl w16du wp14">
   <w:body>
     <w:p>
       <w:pPr>
@@ -1673,6 +1673,7 @@
           <w:rFonts w:ascii="Times New Roman" w:hAnsi="Times New Roman" w:cs="Times New Roman"/>
           <w:b/>
           <w:bCs/>
+          <w:noProof/>
           <w:sz w:val="28"/>
           <w:szCs w:val="28"/>
         </w:rPr>
@@ -1721,6 +1722,7 @@
           <w:rFonts w:ascii="Times New Roman" w:hAnsi="Times New Roman" w:cs="Times New Roman"/>
           <w:sz w:val="28"/>
           <w:szCs w:val="28"/>
+          <w:lang w:val="en-US"/>
         </w:rPr>
       </w:pPr>
       <w:r>
@@ -1737,7 +1739,147 @@
           <w:sz w:val="28"/>
           <w:szCs w:val="28"/>
         </w:rPr>
-        <w:t>Відомості про проект</w:t>
+        <w:t xml:space="preserve">Відомості про </w:t>
+      </w:r>
+      <w:proofErr w:type="spellStart"/>
+      <w:r>
+        <w:rPr>
+          <w:rFonts w:ascii="Times New Roman" w:hAnsi="Times New Roman" w:cs="Times New Roman"/>
+          <w:sz w:val="28"/>
+          <w:szCs w:val="28"/>
+        </w:rPr>
+        <w:t>проект</w:t>
+      </w:r>
+      <w:proofErr w:type="spellEnd"/>
+    </w:p>
+    <w:p>
+      <w:pPr>
+        <w:spacing w:after="0" w:line="360" w:lineRule="auto"/>
+        <w:jc w:val="both"/>
+        <w:rPr>
+          <w:rFonts w:ascii="Times New Roman" w:hAnsi="Times New Roman" w:cs="Times New Roman"/>
+          <w:sz w:val="28"/>
+          <w:szCs w:val="28"/>
+          <w:lang w:val="en-US"/>
+        </w:rPr>
+      </w:pPr>
+    </w:p>
+    <w:p>
+      <w:pPr>
+        <w:spacing w:after="0" w:line="360" w:lineRule="auto"/>
+        <w:jc w:val="both"/>
+        <w:rPr>
+          <w:rFonts w:ascii="Times New Roman" w:hAnsi="Times New Roman" w:cs="Times New Roman"/>
+          <w:sz w:val="28"/>
+          <w:szCs w:val="28"/>
+        </w:rPr>
+      </w:pPr>
+      <w:r>
+        <w:rPr>
+          <w:rFonts w:ascii="Times New Roman" w:hAnsi="Times New Roman" w:cs="Times New Roman"/>
+          <w:sz w:val="28"/>
+          <w:szCs w:val="28"/>
+          <w:lang w:val="en-US"/>
+        </w:rPr>
+        <w:tab/>
+      </w:r>
+      <w:r>
+        <w:rPr>
+          <w:rFonts w:ascii="Times New Roman" w:hAnsi="Times New Roman" w:cs="Times New Roman"/>
+          <w:sz w:val="28"/>
+          <w:szCs w:val="28"/>
+        </w:rPr>
+        <w:t xml:space="preserve">Вказана початкова дата проекту, </w:t>
+      </w:r>
+      <w:r>
+        <w:rPr>
+          <w:rFonts w:ascii="Times New Roman" w:eastAsia="Times New Roman" w:hAnsi="Times New Roman" w:cs="Times New Roman"/>
+          <w:color w:val="000009"/>
+          <w:sz w:val="28"/>
+          <w:szCs w:val="28"/>
+        </w:rPr>
+        <w:t>термін реалізації про</w:t>
+      </w:r>
+      <w:r>
+        <w:rPr>
+          <w:rFonts w:ascii="Times New Roman" w:eastAsia="Times New Roman" w:hAnsi="Times New Roman" w:cs="Times New Roman"/>
+          <w:color w:val="000009"/>
+          <w:sz w:val="28"/>
+          <w:szCs w:val="28"/>
+        </w:rPr>
+        <w:t>е</w:t>
+      </w:r>
+      <w:r>
+        <w:rPr>
+          <w:rFonts w:ascii="Times New Roman" w:eastAsia="Times New Roman" w:hAnsi="Times New Roman" w:cs="Times New Roman"/>
+          <w:color w:val="000009"/>
+          <w:sz w:val="28"/>
+          <w:szCs w:val="28"/>
+        </w:rPr>
+        <w:t>кту</w:t>
+      </w:r>
+      <w:r>
+        <w:rPr>
+          <w:rFonts w:ascii="Times New Roman" w:eastAsia="Times New Roman" w:hAnsi="Times New Roman" w:cs="Times New Roman"/>
+          <w:color w:val="000009"/>
+          <w:sz w:val="28"/>
+          <w:szCs w:val="28"/>
+        </w:rPr>
+        <w:t xml:space="preserve"> на даний</w:t>
+      </w:r>
+      <w:r>
+        <w:rPr>
+          <w:rFonts w:ascii="Times New Roman" w:eastAsia="Times New Roman" w:hAnsi="Times New Roman" w:cs="Times New Roman"/>
+          <w:color w:val="000009"/>
+          <w:sz w:val="28"/>
+          <w:szCs w:val="28"/>
+        </w:rPr>
+        <w:t xml:space="preserve"> </w:t>
+      </w:r>
+      <w:r>
+        <w:rPr>
+          <w:rFonts w:ascii="Times New Roman" w:eastAsia="Times New Roman" w:hAnsi="Times New Roman" w:cs="Times New Roman"/>
+          <w:color w:val="000009"/>
+          <w:sz w:val="28"/>
+          <w:szCs w:val="28"/>
+        </w:rPr>
+        <w:t xml:space="preserve">момент займає трохи більше </w:t>
+      </w:r>
+      <w:r>
+        <w:rPr>
+          <w:rFonts w:ascii="Times New Roman" w:eastAsia="Times New Roman" w:hAnsi="Times New Roman" w:cs="Times New Roman"/>
+          <w:color w:val="000009"/>
+          <w:sz w:val="28"/>
+          <w:szCs w:val="28"/>
+        </w:rPr>
+        <w:t>2 міс.</w:t>
+      </w:r>
+      <w:r>
+        <w:rPr>
+          <w:rFonts w:ascii="Times New Roman" w:eastAsia="Times New Roman" w:hAnsi="Times New Roman" w:cs="Times New Roman"/>
+          <w:color w:val="000009"/>
+          <w:sz w:val="28"/>
+          <w:szCs w:val="28"/>
+        </w:rPr>
+        <w:t xml:space="preserve"> </w:t>
+      </w:r>
+      <w:r>
+        <w:rPr>
+          <w:rFonts w:ascii="Times New Roman" w:eastAsia="Times New Roman" w:hAnsi="Times New Roman" w:cs="Times New Roman"/>
+          <w:color w:val="000009"/>
+          <w:sz w:val="28"/>
+          <w:szCs w:val="28"/>
+        </w:rPr>
+        <w:t>Р</w:t>
+      </w:r>
+      <w:r>
+        <w:rPr>
+          <w:rFonts w:ascii="Times New Roman" w:eastAsia="Times New Roman" w:hAnsi="Times New Roman" w:cs="Times New Roman"/>
+          <w:color w:val="000009"/>
+          <w:sz w:val="28"/>
+          <w:szCs w:val="28"/>
+        </w:rPr>
+        <w:t>обота з понеділка по п’ятницю з 9.00 до 18.00 з перервою на обід. Робочий тиждень − 40 годин.</w:t>
       </w:r>
     </w:p>
     <w:p>
@@ -1764,6 +1906,7 @@
       <w:r>
         <w:rPr>
           <w:rFonts w:ascii="Times New Roman" w:hAnsi="Times New Roman" w:cs="Times New Roman"/>
+          <w:noProof/>
           <w:sz w:val="28"/>
           <w:szCs w:val="28"/>
         </w:rPr>
@@ -1851,13 +1994,55 @@
     <w:p>
       <w:pPr>
         <w:spacing w:after="0" w:line="360" w:lineRule="auto"/>
-        <w:jc w:val="center"/>
         <w:rPr>
           <w:rFonts w:ascii="Times New Roman" w:hAnsi="Times New Roman" w:cs="Times New Roman"/>
           <w:sz w:val="28"/>
           <w:szCs w:val="28"/>
         </w:rPr>
       </w:pPr>
+      <w:r>
+        <w:rPr>
+          <w:rFonts w:ascii="Times New Roman" w:hAnsi="Times New Roman" w:cs="Times New Roman"/>
+          <w:sz w:val="28"/>
+          <w:szCs w:val="28"/>
+        </w:rPr>
+        <w:tab/>
+      </w:r>
+    </w:p>
+    <w:p>
+      <w:pPr>
+        <w:spacing w:after="0" w:line="360" w:lineRule="auto"/>
+        <w:rPr>
+          <w:rFonts w:ascii="Times New Roman" w:hAnsi="Times New Roman" w:cs="Times New Roman"/>
+          <w:sz w:val="28"/>
+          <w:szCs w:val="28"/>
+        </w:rPr>
+      </w:pPr>
+      <w:r>
+        <w:rPr>
+          <w:rFonts w:ascii="Times New Roman" w:hAnsi="Times New Roman" w:cs="Times New Roman"/>
+          <w:sz w:val="28"/>
+          <w:szCs w:val="28"/>
+        </w:rPr>
+        <w:tab/>
+        <w:t xml:space="preserve">Було додано список усіх задач, підзадач із зазначеними термінами, а також створено </w:t>
+      </w:r>
+      <w:r>
+        <w:rPr>
+          <w:rFonts w:ascii="Times New Roman" w:hAnsi="Times New Roman" w:cs="Times New Roman"/>
+          <w:sz w:val="28"/>
+          <w:szCs w:val="28"/>
+        </w:rPr>
+        <w:t>взаємозв’язки між задачами</w:t>
+      </w:r>
+      <w:r>
+        <w:rPr>
+          <w:rFonts w:ascii="Times New Roman" w:hAnsi="Times New Roman" w:cs="Times New Roman"/>
+          <w:sz w:val="28"/>
+          <w:szCs w:val="28"/>
+        </w:rPr>
+        <w:t>.</w:t>
+      </w:r>
     </w:p>
     <w:p>
       <w:pPr>
@@ -1869,12 +2054,25 @@
           <w:szCs w:val="28"/>
         </w:rPr>
       </w:pPr>
-      <w:r>
+    </w:p>
+    <w:p>
+      <w:pPr>
+        <w:spacing w:after="0" w:line="360" w:lineRule="auto"/>
+        <w:jc w:val="center"/>
         <w:rPr>
           <w:rFonts w:ascii="Times New Roman" w:hAnsi="Times New Roman" w:cs="Times New Roman"/>
           <w:sz w:val="28"/>
           <w:szCs w:val="28"/>
         </w:rPr>
+      </w:pPr>
+      <w:r>
+        <w:rPr>
+          <w:rFonts w:ascii="Times New Roman" w:hAnsi="Times New Roman" w:cs="Times New Roman"/>
+          <w:noProof/>
+          <w:sz w:val="28"/>
+          <w:szCs w:val="28"/>
+        </w:rPr>
+        <w:lastRenderedPageBreak/>
         <w:drawing>
           <wp:inline distT="0" distB="0" distL="0" distR="0" wp14:anchorId="007937EC" wp14:editId="77F1FC34">
             <wp:extent cx="6083202" cy="3286125"/>
@@ -1952,7 +2150,117 @@
           <w:sz w:val="28"/>
           <w:szCs w:val="28"/>
         </w:rPr>
-        <w:t>Діаграма Ганта</w:t>
+        <w:t xml:space="preserve">Діаграма </w:t>
+      </w:r>
+      <w:proofErr w:type="spellStart"/>
+      <w:r>
+        <w:rPr>
+          <w:rFonts w:ascii="Times New Roman" w:hAnsi="Times New Roman" w:cs="Times New Roman"/>
+          <w:sz w:val="28"/>
+          <w:szCs w:val="28"/>
+        </w:rPr>
+        <w:t>Ганта</w:t>
+      </w:r>
+      <w:proofErr w:type="spellEnd"/>
+    </w:p>
+    <w:p>
+      <w:pPr>
+        <w:spacing w:after="0" w:line="360" w:lineRule="auto"/>
+        <w:jc w:val="both"/>
+        <w:rPr>
+          <w:rFonts w:ascii="Times New Roman" w:hAnsi="Times New Roman" w:cs="Times New Roman"/>
+          <w:sz w:val="28"/>
+          <w:szCs w:val="28"/>
+        </w:rPr>
+      </w:pPr>
+      <w:r>
+        <w:rPr>
+          <w:rFonts w:ascii="Times New Roman" w:hAnsi="Times New Roman" w:cs="Times New Roman"/>
+          <w:sz w:val="28"/>
+          <w:szCs w:val="28"/>
+        </w:rPr>
+        <w:tab/>
+      </w:r>
+    </w:p>
+    <w:p>
+      <w:pPr>
+        <w:spacing w:after="0" w:line="360" w:lineRule="auto"/>
+        <w:jc w:val="both"/>
+        <w:rPr>
+          <w:rFonts w:ascii="Times New Roman" w:hAnsi="Times New Roman" w:cs="Times New Roman"/>
+          <w:sz w:val="28"/>
+          <w:szCs w:val="28"/>
+        </w:rPr>
+      </w:pPr>
+      <w:r>
+        <w:rPr>
+          <w:rFonts w:ascii="Times New Roman" w:hAnsi="Times New Roman" w:cs="Times New Roman"/>
+          <w:sz w:val="28"/>
+          <w:szCs w:val="28"/>
+        </w:rPr>
+        <w:tab/>
+        <w:t>На рисунку зазначен</w:t>
+      </w:r>
+      <w:r>
+        <w:rPr>
+          <w:rFonts w:ascii="Times New Roman" w:hAnsi="Times New Roman" w:cs="Times New Roman"/>
+          <w:sz w:val="28"/>
+          <w:szCs w:val="28"/>
+        </w:rPr>
+        <w:t>а</w:t>
+      </w:r>
+      <w:r>
+        <w:rPr>
+          <w:rFonts w:ascii="Times New Roman" w:hAnsi="Times New Roman" w:cs="Times New Roman"/>
+          <w:sz w:val="28"/>
+          <w:szCs w:val="28"/>
+        </w:rPr>
+        <w:t xml:space="preserve"> діаграма </w:t>
+      </w:r>
+      <w:proofErr w:type="spellStart"/>
+      <w:r>
+        <w:rPr>
+          <w:rFonts w:ascii="Times New Roman" w:hAnsi="Times New Roman" w:cs="Times New Roman"/>
+          <w:sz w:val="28"/>
+          <w:szCs w:val="28"/>
+        </w:rPr>
+        <w:t>Ганта</w:t>
+      </w:r>
+      <w:proofErr w:type="spellEnd"/>
+      <w:r>
+        <w:rPr>
+          <w:rFonts w:ascii="Times New Roman" w:hAnsi="Times New Roman" w:cs="Times New Roman"/>
+          <w:sz w:val="28"/>
+          <w:szCs w:val="28"/>
+        </w:rPr>
+        <w:t xml:space="preserve"> з критичним шляхом</w:t>
+      </w:r>
+      <w:r>
+        <w:rPr>
+          <w:rFonts w:ascii="Times New Roman" w:hAnsi="Times New Roman" w:cs="Times New Roman"/>
+          <w:sz w:val="28"/>
+          <w:szCs w:val="28"/>
+        </w:rPr>
+        <w:t>. На діаграмі видно послідовність виконання задач, а також є задача, що повторюється від початку до кінця проекту.</w:t>
+      </w:r>
+    </w:p>
+    <w:p>
+      <w:pPr>
+        <w:spacing w:after="0" w:line="360" w:lineRule="auto"/>
+        <w:jc w:val="both"/>
+        <w:rPr>
+          <w:rFonts w:ascii="Times New Roman" w:hAnsi="Times New Roman" w:cs="Times New Roman"/>
+          <w:sz w:val="28"/>
+          <w:szCs w:val="28"/>
+        </w:rPr>
+      </w:pPr>
+      <w:r>
+        <w:rPr>
+          <w:rFonts w:ascii="Times New Roman" w:hAnsi="Times New Roman" w:cs="Times New Roman"/>
+          <w:sz w:val="28"/>
+          <w:szCs w:val="28"/>
+        </w:rPr>
+        <w:tab/>
       </w:r>
     </w:p>
     <w:p>
@@ -1975,7 +2283,6 @@
           <w:sz w:val="28"/>
           <w:szCs w:val="28"/>
         </w:rPr>
-        <w:lastRenderedPageBreak/>
         <w:t>Висновок:</w:t>
       </w:r>
       <w:r>
@@ -2144,37 +2451,7 @@
           <w:sz w:val="28"/>
           <w:szCs w:val="28"/>
         </w:rPr>
-        <w:t xml:space="preserve">Що таке управління </w:t>
-      </w:r>
-      <w:r>
-        <w:rPr>
-          <w:rFonts w:ascii="Times New Roman" w:hAnsi="Times New Roman" w:cs="Times New Roman"/>
-          <w:b/>
-          <w:bCs/>
-          <w:sz w:val="28"/>
-          <w:szCs w:val="28"/>
-        </w:rPr>
-        <w:t>проектами</w:t>
-      </w:r>
-      <w:r>
-        <w:rPr>
-          <w:rFonts w:ascii="Times New Roman" w:hAnsi="Times New Roman" w:cs="Times New Roman"/>
-          <w:b/>
-          <w:bCs/>
-          <w:sz w:val="28"/>
-          <w:szCs w:val="28"/>
-        </w:rPr>
-        <w:t xml:space="preserve">? Наведіть приклад </w:t>
-      </w:r>
-      <w:r>
-        <w:rPr>
-          <w:rFonts w:ascii="Times New Roman" w:hAnsi="Times New Roman" w:cs="Times New Roman"/>
-          <w:b/>
-          <w:bCs/>
-          <w:sz w:val="28"/>
-          <w:szCs w:val="28"/>
-        </w:rPr>
-        <w:t>проекту</w:t>
+        <w:t>Що таке управління проектами? Наведіть приклад проекту</w:t>
       </w:r>
       <w:r>
         <w:rPr>
@@ -2203,49 +2480,7 @@
           <w:sz w:val="28"/>
           <w:szCs w:val="28"/>
         </w:rPr>
-        <w:t xml:space="preserve">Управління </w:t>
-      </w:r>
-      <w:r>
-        <w:rPr>
-          <w:sz w:val="28"/>
-          <w:szCs w:val="28"/>
-        </w:rPr>
-        <w:t>проектами</w:t>
-      </w:r>
-      <w:r>
-        <w:rPr>
-          <w:sz w:val="28"/>
-          <w:szCs w:val="28"/>
-        </w:rPr>
-        <w:t xml:space="preserve"> </w:t>
-      </w:r>
-      <w:r>
-        <w:rPr>
-          <w:sz w:val="28"/>
-          <w:szCs w:val="28"/>
-        </w:rPr>
-        <w:t>–</w:t>
-      </w:r>
-      <w:r>
-        <w:rPr>
-          <w:sz w:val="28"/>
-          <w:szCs w:val="28"/>
-        </w:rPr>
-        <w:t xml:space="preserve"> це процес планування, організації, виконання та контролю робіт для досягнення мети </w:t>
-      </w:r>
-      <w:r>
-        <w:rPr>
-          <w:sz w:val="28"/>
-          <w:szCs w:val="28"/>
-        </w:rPr>
-        <w:t>проекту</w:t>
-      </w:r>
-      <w:r>
-        <w:rPr>
-          <w:sz w:val="28"/>
-          <w:szCs w:val="28"/>
-        </w:rPr>
-        <w:t xml:space="preserve"> з урахуванням обмежень часу, бюджету та ресурсів.</w:t>
+        <w:t>Управління проектами – це процес планування, організації, виконання та контролю робіт для досягнення мети проекту з урахуванням обмежень часу, бюджету та ресурсів.</w:t>
       </w:r>
     </w:p>
     <w:p>
@@ -2266,23 +2501,7 @@
           <w:sz w:val="28"/>
           <w:szCs w:val="28"/>
         </w:rPr>
-        <w:t xml:space="preserve">Приклад </w:t>
-      </w:r>
-      <w:r>
-        <w:rPr>
-          <w:rStyle w:val="af"/>
-          <w:sz w:val="28"/>
-          <w:szCs w:val="28"/>
-        </w:rPr>
-        <w:t>проекту</w:t>
-      </w:r>
-      <w:r>
-        <w:rPr>
-          <w:rStyle w:val="af"/>
-          <w:sz w:val="28"/>
-          <w:szCs w:val="28"/>
-        </w:rPr>
-        <w:t>:</w:t>
+        <w:t>Приклад проекту:</w:t>
       </w:r>
     </w:p>
     <w:p>
@@ -2301,6 +2520,7 @@
           <w:sz w:val="28"/>
           <w:szCs w:val="28"/>
         </w:rPr>
+        <w:lastRenderedPageBreak/>
         <w:t>Проведення маркетингового дослідження, розробка програмного забезпечення, створення вебсайту.</w:t>
       </w:r>
     </w:p>
@@ -2342,25 +2562,7 @@
           <w:sz w:val="28"/>
           <w:szCs w:val="28"/>
         </w:rPr>
-        <w:t xml:space="preserve">Назвіть основні параметри </w:t>
-      </w:r>
-      <w:r>
-        <w:rPr>
-          <w:b/>
-          <w:bCs/>
-          <w:sz w:val="28"/>
-          <w:szCs w:val="28"/>
-        </w:rPr>
-        <w:t>проекту</w:t>
-      </w:r>
-      <w:r>
-        <w:rPr>
-          <w:b/>
-          <w:bCs/>
-          <w:sz w:val="28"/>
-          <w:szCs w:val="28"/>
-        </w:rPr>
-        <w:t>. Який їх взаємозв’язок?</w:t>
+        <w:t>Назвіть основні параметри проекту. Який їх взаємозв’язок?</w:t>
       </w:r>
     </w:p>
     <w:p>
@@ -2379,21 +2581,7 @@
           <w:sz w:val="28"/>
           <w:szCs w:val="28"/>
         </w:rPr>
-        <w:t xml:space="preserve">Основні параметри </w:t>
-      </w:r>
-      <w:r>
-        <w:rPr>
-          <w:sz w:val="28"/>
-          <w:szCs w:val="28"/>
-        </w:rPr>
-        <w:t>проекту</w:t>
-      </w:r>
-      <w:r>
-        <w:rPr>
-          <w:sz w:val="28"/>
-          <w:szCs w:val="28"/>
-        </w:rPr>
-        <w:t>:</w:t>
+        <w:t>Основні параметри проекту:</w:t>
       </w:r>
     </w:p>
     <w:p>
@@ -2416,14 +2604,7 @@
           <w:sz w:val="28"/>
           <w:szCs w:val="28"/>
         </w:rPr>
-        <w:t xml:space="preserve">Тривалість </w:t>
-      </w:r>
-      <w:r>
-        <w:rPr>
-          <w:sz w:val="28"/>
-          <w:szCs w:val="28"/>
-        </w:rPr>
-        <w:t>проекту</w:t>
+        <w:t>Тривалість проекту</w:t>
       </w:r>
       <w:r>
         <w:rPr>
@@ -2720,7 +2901,6 @@
           <w:sz w:val="28"/>
           <w:szCs w:val="28"/>
         </w:rPr>
-        <w:lastRenderedPageBreak/>
         <w:t>Виконання</w:t>
       </w:r>
       <w:r>
@@ -3074,6 +3254,7 @@
           <w:sz w:val="28"/>
           <w:szCs w:val="28"/>
         </w:rPr>
+        <w:lastRenderedPageBreak/>
         <w:t xml:space="preserve">Дії для створення і налаштування </w:t>
       </w:r>
       <w:r>
@@ -3608,7 +3789,6 @@
           <w:sz w:val="28"/>
           <w:szCs w:val="28"/>
         </w:rPr>
-        <w:lastRenderedPageBreak/>
         <w:t>Увести назви завдань у таблицю</w:t>
       </w:r>
       <w:r>
@@ -3743,21 +3923,7 @@
           <w:sz w:val="28"/>
           <w:szCs w:val="28"/>
         </w:rPr>
-        <w:t xml:space="preserve">Тривалість завдання </w:t>
-      </w:r>
-      <w:r>
-        <w:rPr>
-          <w:sz w:val="28"/>
-          <w:szCs w:val="28"/>
-        </w:rPr>
-        <w:t>–</w:t>
-      </w:r>
-      <w:r>
-        <w:rPr>
-          <w:sz w:val="28"/>
-          <w:szCs w:val="28"/>
-        </w:rPr>
-        <w:t xml:space="preserve"> це час, необхідний для виконання роботи.</w:t>
+        <w:t>Тривалість завдання – це час, необхідний для виконання роботи.</w:t>
       </w:r>
     </w:p>
     <w:p>
@@ -3861,21 +4027,7 @@
           <w:sz w:val="28"/>
           <w:szCs w:val="28"/>
         </w:rPr>
-        <w:t xml:space="preserve">Віха </w:t>
-      </w:r>
-      <w:r>
-        <w:rPr>
-          <w:sz w:val="28"/>
-          <w:szCs w:val="28"/>
-        </w:rPr>
-        <w:t>–</w:t>
-      </w:r>
-      <w:r>
-        <w:rPr>
-          <w:sz w:val="28"/>
-          <w:szCs w:val="28"/>
-        </w:rPr>
-        <w:t xml:space="preserve"> це задача з нульовою тривалістю, яка позначає важливу подію або завершення етапу </w:t>
+        <w:t xml:space="preserve">Віха – це задача з нульовою тривалістю, яка позначає важливу подію або завершення етапу </w:t>
       </w:r>
       <w:r>
         <w:rPr>
@@ -4195,21 +4347,7 @@
           <w:sz w:val="28"/>
           <w:szCs w:val="28"/>
         </w:rPr>
-        <w:t xml:space="preserve">Критичний шлях </w:t>
-      </w:r>
-      <w:r>
-        <w:rPr>
-          <w:sz w:val="28"/>
-          <w:szCs w:val="28"/>
-        </w:rPr>
-        <w:t>–</w:t>
-      </w:r>
-      <w:r>
-        <w:rPr>
-          <w:sz w:val="28"/>
-          <w:szCs w:val="28"/>
-        </w:rPr>
-        <w:t xml:space="preserve"> це послідовність задач, від якої залежить загальна тривалість </w:t>
+        <w:t xml:space="preserve">Критичний шлях – це послідовність задач, від якої залежить загальна тривалість </w:t>
       </w:r>
       <w:r>
         <w:rPr>
@@ -4295,7 +4433,6 @@
           <w:sz w:val="28"/>
           <w:szCs w:val="28"/>
         </w:rPr>
-        <w:lastRenderedPageBreak/>
         <w:t>Коректування і оптимізація календарного плану</w:t>
       </w:r>
     </w:p>
@@ -4426,7 +4563,7 @@
 </file>
 
 <file path=word/numbering.xml><?xml version="1.0" encoding="utf-8"?>
-<w:numbering xmlns:wpc="http://schemas.microsoft.com/office/word/2010/wordprocessingCanvas" xmlns:cx="http://schemas.microsoft.com/office/drawing/2014/chartex" xmlns:cx1="http://schemas.microsoft.com/office/drawing/2015/9/8/chartex" xmlns:cx2="http://schemas.microsoft.com/office/drawing/2015/10/21/chartex" xmlns:cx3="http://schemas.microsoft.com/office/drawing/2016/5/9/chartex" xmlns:cx4="http://schemas.microsoft.com/office/drawing/2016/5/10/chartex" xmlns:cx5="http://schemas.microsoft.com/office/drawing/2016/5/11/chartex" xmlns:cx6="http://schemas.microsoft.com/office/drawing/2016/5/12/chartex" xmlns:cx7="http://schemas.microsoft.com/office/drawing/2016/5/13/chartex" xmlns:cx8="http://schemas.microsoft.com/office/drawing/2016/5/14/chartex" xmlns:mc="http://schemas.openxmlformats.org/markup-compatibility/2006" xmlns:aink="http://schemas.microsoft.com/office/drawing/2016/ink" xmlns:am3d="http://schemas.microsoft.com/office/drawing/2017/model3d" xmlns:o="urn:schemas-microsoft-com:office:office" xmlns:r="http://schemas.openxmlformats.org/officeDocument/2006/relationships" xmlns:m="http://schemas.openxmlformats.org/officeDocument/2006/math" xmlns:v="urn:schemas-microsoft-com:vml" xmlns:wp14="http://schemas.microsoft.com/office/word/2010/wordprocessingDrawing" xmlns:wp="http://schemas.openxmlformats.org/drawingml/2006/wordprocessingDrawing" xmlns:w10="urn:schemas-microsoft-com:office:word" xmlns:w="http://schemas.openxmlformats.org/wordprocessingml/2006/main" xmlns:w14="http://schemas.microsoft.com/office/word/2010/wordml" xmlns:w15="http://schemas.microsoft.com/office/word/2012/wordml" xmlns:w16cex="http://schemas.microsoft.com/office/word/2018/wordml/cex" xmlns:w16cid="http://schemas.microsoft.com/office/word/2016/wordml/cid" xmlns:w16="http://schemas.microsoft.com/office/word/2018/wordml" xmlns:w16sdtdh="http://schemas.microsoft.com/office/word/2020/wordml/sdtdatahash" xmlns:w16se="http://schemas.microsoft.com/office/word/2015/wordml/symex" xmlns:wpg="http://schemas.microsoft.com/office/word/2010/wordprocessingGroup" xmlns:wpi="http://schemas.microsoft.com/office/word/2010/wordprocessingInk" xmlns:wne="http://schemas.microsoft.com/office/word/2006/wordml" xmlns:wps="http://schemas.microsoft.com/office/word/2010/wordprocessingShape" mc:Ignorable="w14 w15 w16se w16cid w16 w16cex w16sdtdh wp14">
+<w:numbering xmlns:wpc="http://schemas.microsoft.com/office/word/2010/wordprocessingCanvas" xmlns:cx="http://schemas.microsoft.com/office/drawing/2014/chartex" xmlns:cx1="http://schemas.microsoft.com/office/drawing/2015/9/8/chartex" xmlns:cx2="http://schemas.microsoft.com/office/drawing/2015/10/21/chartex" xmlns:cx3="http://schemas.microsoft.com/office/drawing/2016/5/9/chartex" xmlns:cx4="http://schemas.microsoft.com/office/drawing/2016/5/10/chartex" xmlns:cx5="http://schemas.microsoft.com/office/drawing/2016/5/11/chartex" xmlns:cx6="http://schemas.microsoft.com/office/drawing/2016/5/12/chartex" xmlns:cx7="http://schemas.microsoft.com/office/drawing/2016/5/13/chartex" xmlns:cx8="http://schemas.microsoft.com/office/drawing/2016/5/14/chartex" xmlns:mc="http://schemas.openxmlformats.org/markup-compatibility/2006" xmlns:aink="http://schemas.microsoft.com/office/drawing/2016/ink" xmlns:am3d="http://schemas.microsoft.com/office/drawing/2017/model3d" xmlns:o="urn:schemas-microsoft-com:office:office" xmlns:oel="http://schemas.microsoft.com/office/2019/extlst" xmlns:r="http://schemas.openxmlformats.org/officeDocument/2006/relationships" xmlns:m="http://schemas.openxmlformats.org/officeDocument/2006/math" xmlns:v="urn:schemas-microsoft-com:vml" xmlns:wp14="http://schemas.microsoft.com/office/word/2010/wordprocessingDrawing" xmlns:wp="http://schemas.openxmlformats.org/drawingml/2006/wordprocessingDrawing" xmlns:w10="urn:schemas-microsoft-com:office:word" xmlns:w="http://schemas.openxmlformats.org/wordprocessingml/2006/main" xmlns:w14="http://schemas.microsoft.com/office/word/2010/wordml" xmlns:w15="http://schemas.microsoft.com/office/word/2012/wordml" xmlns:w16cex="http://schemas.microsoft.com/office/word/2018/wordml/cex" xmlns:w16cid="http://schemas.microsoft.com/office/word/2016/wordml/cid" xmlns:w16="http://schemas.microsoft.com/office/word/2018/wordml" xmlns:w16du="http://schemas.microsoft.com/office/word/2023/wordml/word16du" xmlns:w16sdtdh="http://schemas.microsoft.com/office/word/2020/wordml/sdtdatahash" xmlns:w16sdtfl="http://schemas.microsoft.com/office/word/2024/wordml/sdtformatlock" xmlns:w16se="http://schemas.microsoft.com/office/word/2015/wordml/symex" xmlns:wpg="http://schemas.microsoft.com/office/word/2010/wordprocessingGroup" xmlns:wpi="http://schemas.microsoft.com/office/word/2010/wordprocessingInk" xmlns:wne="http://schemas.microsoft.com/office/word/2006/wordml" xmlns:wps="http://schemas.microsoft.com/office/word/2010/wordprocessingShape" mc:Ignorable="w14 w15 w16se w16cid w16 w16cex w16sdtdh w16sdtfl w16du wp14">
   <w:abstractNum w:abstractNumId="0" w15:restartNumberingAfterBreak="0">
     <w:nsid w:val="041D6911"/>
     <w:multiLevelType w:val="multilevel"/>
@@ -10815,154 +10952,154 @@
       </w:pPr>
     </w:lvl>
   </w:abstractNum>
-  <w:num w:numId="1">
+  <w:num w:numId="1" w16cid:durableId="647905672">
     <w:abstractNumId w:val="48"/>
   </w:num>
-  <w:num w:numId="2">
+  <w:num w:numId="2" w16cid:durableId="1862861543">
     <w:abstractNumId w:val="18"/>
   </w:num>
-  <w:num w:numId="3">
+  <w:num w:numId="3" w16cid:durableId="663358393">
     <w:abstractNumId w:val="19"/>
   </w:num>
-  <w:num w:numId="4">
+  <w:num w:numId="4" w16cid:durableId="1135760727">
     <w:abstractNumId w:val="35"/>
   </w:num>
-  <w:num w:numId="5">
+  <w:num w:numId="5" w16cid:durableId="1686901391">
     <w:abstractNumId w:val="34"/>
   </w:num>
-  <w:num w:numId="6">
+  <w:num w:numId="6" w16cid:durableId="1230994650">
     <w:abstractNumId w:val="24"/>
   </w:num>
-  <w:num w:numId="7">
+  <w:num w:numId="7" w16cid:durableId="1361852989">
     <w:abstractNumId w:val="3"/>
   </w:num>
-  <w:num w:numId="8">
+  <w:num w:numId="8" w16cid:durableId="1148476890">
     <w:abstractNumId w:val="38"/>
   </w:num>
-  <w:num w:numId="9">
+  <w:num w:numId="9" w16cid:durableId="2108427004">
     <w:abstractNumId w:val="16"/>
   </w:num>
-  <w:num w:numId="10">
+  <w:num w:numId="10" w16cid:durableId="1923877153">
     <w:abstractNumId w:val="36"/>
   </w:num>
-  <w:num w:numId="11">
+  <w:num w:numId="11" w16cid:durableId="1183131643">
     <w:abstractNumId w:val="22"/>
   </w:num>
-  <w:num w:numId="12">
+  <w:num w:numId="12" w16cid:durableId="302274766">
     <w:abstractNumId w:val="45"/>
   </w:num>
-  <w:num w:numId="13">
+  <w:num w:numId="13" w16cid:durableId="1354838271">
     <w:abstractNumId w:val="43"/>
   </w:num>
-  <w:num w:numId="14">
+  <w:num w:numId="14" w16cid:durableId="120416999">
     <w:abstractNumId w:val="6"/>
   </w:num>
-  <w:num w:numId="15">
+  <w:num w:numId="15" w16cid:durableId="334957553">
     <w:abstractNumId w:val="31"/>
   </w:num>
-  <w:num w:numId="16">
+  <w:num w:numId="16" w16cid:durableId="1897814158">
     <w:abstractNumId w:val="28"/>
   </w:num>
-  <w:num w:numId="17">
+  <w:num w:numId="17" w16cid:durableId="1333947700">
     <w:abstractNumId w:val="8"/>
   </w:num>
-  <w:num w:numId="18">
+  <w:num w:numId="18" w16cid:durableId="1408458376">
     <w:abstractNumId w:val="5"/>
   </w:num>
-  <w:num w:numId="19">
+  <w:num w:numId="19" w16cid:durableId="226385148">
     <w:abstractNumId w:val="44"/>
   </w:num>
-  <w:num w:numId="20">
+  <w:num w:numId="20" w16cid:durableId="53816570">
     <w:abstractNumId w:val="27"/>
   </w:num>
-  <w:num w:numId="21">
+  <w:num w:numId="21" w16cid:durableId="1098601587">
     <w:abstractNumId w:val="14"/>
   </w:num>
-  <w:num w:numId="22">
+  <w:num w:numId="22" w16cid:durableId="850532900">
     <w:abstractNumId w:val="0"/>
   </w:num>
-  <w:num w:numId="23">
+  <w:num w:numId="23" w16cid:durableId="1646812491">
     <w:abstractNumId w:val="42"/>
   </w:num>
-  <w:num w:numId="24">
+  <w:num w:numId="24" w16cid:durableId="94399547">
     <w:abstractNumId w:val="49"/>
   </w:num>
-  <w:num w:numId="25">
+  <w:num w:numId="25" w16cid:durableId="734622189">
     <w:abstractNumId w:val="29"/>
   </w:num>
-  <w:num w:numId="26">
+  <w:num w:numId="26" w16cid:durableId="2097241831">
     <w:abstractNumId w:val="20"/>
   </w:num>
-  <w:num w:numId="27">
+  <w:num w:numId="27" w16cid:durableId="1845974383">
     <w:abstractNumId w:val="2"/>
   </w:num>
-  <w:num w:numId="28">
+  <w:num w:numId="28" w16cid:durableId="1711489618">
     <w:abstractNumId w:val="11"/>
   </w:num>
-  <w:num w:numId="29">
+  <w:num w:numId="29" w16cid:durableId="10884430">
     <w:abstractNumId w:val="13"/>
   </w:num>
-  <w:num w:numId="30">
+  <w:num w:numId="30" w16cid:durableId="1504394353">
     <w:abstractNumId w:val="1"/>
   </w:num>
-  <w:num w:numId="31">
+  <w:num w:numId="31" w16cid:durableId="642082968">
     <w:abstractNumId w:val="30"/>
   </w:num>
-  <w:num w:numId="32">
+  <w:num w:numId="32" w16cid:durableId="835849063">
     <w:abstractNumId w:val="37"/>
   </w:num>
-  <w:num w:numId="33">
+  <w:num w:numId="33" w16cid:durableId="234634901">
     <w:abstractNumId w:val="32"/>
   </w:num>
-  <w:num w:numId="34">
+  <w:num w:numId="34" w16cid:durableId="709035892">
     <w:abstractNumId w:val="47"/>
   </w:num>
-  <w:num w:numId="35">
+  <w:num w:numId="35" w16cid:durableId="1790272079">
     <w:abstractNumId w:val="46"/>
   </w:num>
-  <w:num w:numId="36">
+  <w:num w:numId="36" w16cid:durableId="808325337">
     <w:abstractNumId w:val="25"/>
   </w:num>
-  <w:num w:numId="37">
+  <w:num w:numId="37" w16cid:durableId="274872529">
     <w:abstractNumId w:val="33"/>
   </w:num>
-  <w:num w:numId="38">
+  <w:num w:numId="38" w16cid:durableId="474031893">
     <w:abstractNumId w:val="17"/>
   </w:num>
-  <w:num w:numId="39">
+  <w:num w:numId="39" w16cid:durableId="1767576796">
     <w:abstractNumId w:val="23"/>
   </w:num>
-  <w:num w:numId="40">
+  <w:num w:numId="40" w16cid:durableId="1011613980">
     <w:abstractNumId w:val="15"/>
   </w:num>
-  <w:num w:numId="41">
+  <w:num w:numId="41" w16cid:durableId="1580482580">
     <w:abstractNumId w:val="9"/>
   </w:num>
-  <w:num w:numId="42">
+  <w:num w:numId="42" w16cid:durableId="715857583">
     <w:abstractNumId w:val="40"/>
   </w:num>
-  <w:num w:numId="43">
+  <w:num w:numId="43" w16cid:durableId="845635149">
     <w:abstractNumId w:val="4"/>
   </w:num>
-  <w:num w:numId="44">
+  <w:num w:numId="44" w16cid:durableId="295255705">
     <w:abstractNumId w:val="26"/>
   </w:num>
-  <w:num w:numId="45">
+  <w:num w:numId="45" w16cid:durableId="865873226">
     <w:abstractNumId w:val="7"/>
   </w:num>
-  <w:num w:numId="46">
+  <w:num w:numId="46" w16cid:durableId="260989979">
     <w:abstractNumId w:val="10"/>
   </w:num>
-  <w:num w:numId="47">
+  <w:num w:numId="47" w16cid:durableId="459038953">
     <w:abstractNumId w:val="12"/>
   </w:num>
-  <w:num w:numId="48">
+  <w:num w:numId="48" w16cid:durableId="148448766">
     <w:abstractNumId w:val="41"/>
   </w:num>
-  <w:num w:numId="49">
+  <w:num w:numId="49" w16cid:durableId="1730835812">
     <w:abstractNumId w:val="21"/>
   </w:num>
-  <w:num w:numId="50">
+  <w:num w:numId="50" w16cid:durableId="1263803088">
     <w:abstractNumId w:val="39"/>
   </w:num>
   <w:numIdMacAtCleanup w:val="3"/>
@@ -10970,7 +11107,7 @@
 </file>
 
 <file path=word/styles.xml><?xml version="1.0" encoding="utf-8"?>
-<w:styles xmlns:mc="http://schemas.openxmlformats.org/markup-compatibility/2006" xmlns:r="http://schemas.openxmlformats.org/officeDocument/2006/relationships" xmlns:w="http://schemas.openxmlformats.org/wordprocessingml/2006/main" xmlns:w14="http://schemas.microsoft.com/office/word/2010/wordml" xmlns:w15="http://schemas.microsoft.com/office/word/2012/wordml" xmlns:w16cex="http://schemas.microsoft.com/office/word/2018/wordml/cex" xmlns:w16cid="http://schemas.microsoft.com/office/word/2016/wordml/cid" xmlns:w16="http://schemas.microsoft.com/office/word/2018/wordml" xmlns:w16sdtdh="http://schemas.microsoft.com/office/word/2020/wordml/sdtdatahash" xmlns:w16se="http://schemas.microsoft.com/office/word/2015/wordml/symex" mc:Ignorable="w14 w15 w16se w16cid w16 w16cex w16sdtdh">
+<w:styles xmlns:mc="http://schemas.openxmlformats.org/markup-compatibility/2006" xmlns:r="http://schemas.openxmlformats.org/officeDocument/2006/relationships" xmlns:w="http://schemas.openxmlformats.org/wordprocessingml/2006/main" xmlns:w14="http://schemas.microsoft.com/office/word/2010/wordml" xmlns:w15="http://schemas.microsoft.com/office/word/2012/wordml" xmlns:w16cex="http://schemas.microsoft.com/office/word/2018/wordml/cex" xmlns:w16cid="http://schemas.microsoft.com/office/word/2016/wordml/cid" xmlns:w16="http://schemas.microsoft.com/office/word/2018/wordml" xmlns:w16du="http://schemas.microsoft.com/office/word/2023/wordml/word16du" xmlns:w16sdtdh="http://schemas.microsoft.com/office/word/2020/wordml/sdtdatahash" xmlns:w16sdtfl="http://schemas.microsoft.com/office/word/2024/wordml/sdtformatlock" xmlns:w16se="http://schemas.microsoft.com/office/word/2015/wordml/symex" mc:Ignorable="w14 w15 w16se w16cid w16 w16cex w16sdtdh w16sdtfl w16du">
   <w:docDefaults>
     <w:rPrDefault>
       <w:rPr>
